--- a/SQL  database/Документ Microsoft Word.docx
+++ b/SQL  database/Документ Microsoft Word.docx
@@ -93,7 +93,23 @@
           <w:sz w:val="24"/>
           <w:szCs w:val="24"/>
         </w:rPr>
-        <w:t xml:space="preserve">, продающий технику (телефоны, ноутбуки, аксессуары и т.д.). </w:t>
+        <w:t xml:space="preserve">, продающий </w:t>
+      </w:r>
+      <w:r>
+        <w:rPr>
+          <w:rFonts w:ascii="Times New Roman" w:hAnsi="Times New Roman" w:cs="Times New Roman"/>
+          <w:sz w:val="24"/>
+          <w:szCs w:val="24"/>
+        </w:rPr>
+        <w:t>продукты</w:t>
+      </w:r>
+      <w:r>
+        <w:rPr>
+          <w:rFonts w:ascii="Times New Roman" w:hAnsi="Times New Roman" w:cs="Times New Roman"/>
+          <w:sz w:val="24"/>
+          <w:szCs w:val="24"/>
+        </w:rPr>
+        <w:t xml:space="preserve">. </w:t>
       </w:r>
       <w:r>
         <w:rPr>
@@ -1693,7 +1709,6 @@
           <w:sz w:val="24"/>
           <w:szCs w:val="24"/>
         </w:rPr>
-        <w:lastRenderedPageBreak/>
         <w:t xml:space="preserve">А что такое </w:t>
       </w:r>
       <w:r>
@@ -3149,7 +3164,6 @@
           <w:sz w:val="24"/>
           <w:szCs w:val="24"/>
         </w:rPr>
-        <w:lastRenderedPageBreak/>
         <w:t>"Отменен" (</w:t>
       </w:r>
       <w:proofErr w:type="spellStart"/>
@@ -4475,7 +4489,6 @@
           <w:sz w:val="24"/>
           <w:szCs w:val="24"/>
         </w:rPr>
-        <w:lastRenderedPageBreak/>
         <w:t>Я:</w:t>
       </w:r>
     </w:p>
@@ -5906,7 +5919,6 @@
           <w:szCs w:val="24"/>
           <w:lang w:val="en-US"/>
         </w:rPr>
-        <w:lastRenderedPageBreak/>
         <w:t>activation_date</w:t>
       </w:r>
       <w:proofErr w:type="spellEnd"/>
@@ -5991,6 +6003,7 @@
           <w:sz w:val="24"/>
           <w:szCs w:val="24"/>
         </w:rPr>
+        <w:lastRenderedPageBreak/>
         <w:t>expiration_date</w:t>
       </w:r>
       <w:proofErr w:type="spellEnd"/>
@@ -7057,7 +7070,6 @@
           <w:sz w:val="24"/>
           <w:szCs w:val="24"/>
         </w:rPr>
-        <w:lastRenderedPageBreak/>
         <w:t>end_date</w:t>
       </w:r>
       <w:proofErr w:type="spellEnd"/>
@@ -7082,6 +7094,7 @@
           <w:sz w:val="24"/>
           <w:szCs w:val="24"/>
         </w:rPr>
+        <w:lastRenderedPageBreak/>
         <w:t>price_per_period</w:t>
       </w:r>
       <w:proofErr w:type="spellEnd"/>
@@ -8276,8 +8289,19 @@
           <w:lang w:eastAsia="ru-RU"/>
           <w14:ligatures w14:val="none"/>
         </w:rPr>
+        <w:t xml:space="preserve">Уважаемый Артем Владимирович! Я ни в коем случае не ставлю под сомнения наши роли. Но позвольте все-таки привести аргументы в пользу моего решения. По моей схеме </w:t>
+      </w:r>
+      <w:r>
+        <w:rPr>
+          <w:rFonts w:ascii="Times New Roman" w:eastAsia="Times New Roman" w:hAnsi="Times New Roman" w:cs="Times New Roman"/>
+          <w:kern w:val="0"/>
+          <w:sz w:val="24"/>
+          <w:szCs w:val="24"/>
+          <w:lang w:eastAsia="ru-RU"/>
+          <w14:ligatures w14:val="none"/>
+        </w:rPr>
         <w:lastRenderedPageBreak/>
-        <w:t>Уважаемый Артем Владимирович! Я ни в коем случае не ставлю под сомнения наши роли. Но позвольте все-таки привести аргументы в пользу моего решения. По моей схеме мы разводим разные виды деятельности. Таблицы приобретают законченный вид и логику. Также мы сможем легко масштабировать схему, добавив новые сущности и возможно добавить какие-либо справочные таблицы. Вашим сотрудникам будет намного проще и быстрее проводить исследования, и предоставлять необходимые отчеты.</w:t>
+        <w:t>мы разводим разные виды деятельности. Таблицы приобретают законченный вид и логику. Также мы сможем легко масштабировать схему, добавив новые сущности и возможно добавить какие-либо справочные таблицы. Вашим сотрудникам будет намного проще и быстрее проводить исследования, и предоставлять необходимые отчеты.</w:t>
       </w:r>
     </w:p>
     <w:p>
@@ -9078,8 +9102,18 @@
           <w:sz w:val="24"/>
           <w:szCs w:val="24"/>
         </w:rPr>
-        <w:t xml:space="preserve"> в имени файла имеют корректное и полное наполнение. Это </w:t>
-      </w:r>
+        <w:t xml:space="preserve"> в имени файла имеют корректное и полное наполнение. Это может быть связано с особенностями настроек системы, ответственной за формирование исходных выгрузок.</w:t>
+      </w:r>
+    </w:p>
+    <w:p>
+      <w:pPr>
+        <w:spacing w:after="0"/>
+        <w:rPr>
+          <w:rFonts w:ascii="Times New Roman" w:hAnsi="Times New Roman" w:cs="Times New Roman"/>
+          <w:sz w:val="24"/>
+          <w:szCs w:val="24"/>
+        </w:rPr>
+      </w:pPr>
       <w:r>
         <w:rPr>
           <w:rFonts w:ascii="Times New Roman" w:hAnsi="Times New Roman" w:cs="Times New Roman"/>
@@ -9087,24 +9121,6 @@
           <w:szCs w:val="24"/>
         </w:rPr>
         <w:lastRenderedPageBreak/>
-        <w:t>может быть связано с особенностями настроек системы, ответственной за формирование исходных выгрузок.</w:t>
-      </w:r>
-    </w:p>
-    <w:p>
-      <w:pPr>
-        <w:spacing w:after="0"/>
-        <w:rPr>
-          <w:rFonts w:ascii="Times New Roman" w:hAnsi="Times New Roman" w:cs="Times New Roman"/>
-          <w:sz w:val="24"/>
-          <w:szCs w:val="24"/>
-        </w:rPr>
-      </w:pPr>
-      <w:r>
-        <w:rPr>
-          <w:rFonts w:ascii="Times New Roman" w:hAnsi="Times New Roman" w:cs="Times New Roman"/>
-          <w:sz w:val="24"/>
-          <w:szCs w:val="24"/>
-        </w:rPr>
         <w:t>Для обеспечения качества данных было принято решение:</w:t>
       </w:r>
     </w:p>
@@ -9323,61 +9339,404 @@
         <w:spacing w:after="0"/>
         <w:rPr>
           <w:rFonts w:ascii="Times New Roman" w:hAnsi="Times New Roman" w:cs="Times New Roman"/>
-          <w:sz w:val="24"/>
-          <w:szCs w:val="24"/>
-        </w:rPr>
-      </w:pPr>
-    </w:p>
-    <w:p>
-      <w:pPr>
-        <w:spacing w:after="0"/>
-        <w:rPr>
-          <w:rFonts w:ascii="Times New Roman" w:hAnsi="Times New Roman" w:cs="Times New Roman"/>
-          <w:sz w:val="24"/>
-          <w:szCs w:val="24"/>
-        </w:rPr>
-      </w:pPr>
-      <w:r>
-        <w:rPr>
-          <w:rFonts w:ascii="Times New Roman" w:hAnsi="Times New Roman" w:cs="Times New Roman"/>
-          <w:sz w:val="24"/>
-          <w:szCs w:val="24"/>
-        </w:rPr>
-        <w:t>Артем Владимирович, приветствую! Часть таблиц загружена. Это ордера, клиенты и карты. Можно уже накидать первичную аналитику</w:t>
-      </w:r>
-    </w:p>
-    <w:p>
-      <w:pPr>
-        <w:spacing w:after="0"/>
-        <w:rPr>
-          <w:rFonts w:ascii="Times New Roman" w:hAnsi="Times New Roman" w:cs="Times New Roman"/>
-          <w:sz w:val="24"/>
-          <w:szCs w:val="24"/>
-        </w:rPr>
-      </w:pPr>
-    </w:p>
-    <w:p>
-      <w:pPr>
-        <w:spacing w:after="0"/>
-        <w:rPr>
-          <w:rFonts w:ascii="Times New Roman" w:hAnsi="Times New Roman" w:cs="Times New Roman"/>
-          <w:sz w:val="24"/>
-          <w:szCs w:val="24"/>
-        </w:rPr>
-      </w:pPr>
-    </w:p>
-    <w:p>
-      <w:pPr>
-        <w:spacing w:after="0"/>
-        <w:rPr>
-          <w:rFonts w:ascii="Times New Roman" w:hAnsi="Times New Roman" w:cs="Times New Roman"/>
-          <w:sz w:val="24"/>
-          <w:szCs w:val="24"/>
-        </w:rPr>
-      </w:pPr>
-      <w:r>
-        <w:rPr>
-          <w:rFonts w:ascii="Times New Roman" w:hAnsi="Times New Roman" w:cs="Times New Roman"/>
+          <w:b/>
+          <w:bCs/>
+          <w:sz w:val="24"/>
+          <w:szCs w:val="24"/>
+        </w:rPr>
+      </w:pPr>
+    </w:p>
+    <w:p>
+      <w:pPr>
+        <w:spacing w:after="0"/>
+        <w:rPr>
+          <w:rFonts w:ascii="Times New Roman" w:hAnsi="Times New Roman" w:cs="Times New Roman"/>
+          <w:sz w:val="24"/>
+          <w:szCs w:val="24"/>
+        </w:rPr>
+      </w:pPr>
+      <w:r>
+        <w:rPr>
+          <w:rFonts w:ascii="Times New Roman" w:hAnsi="Times New Roman" w:cs="Times New Roman"/>
+          <w:sz w:val="24"/>
+          <w:szCs w:val="24"/>
+        </w:rPr>
+        <w:t>Артем Владимирович, добрый день!</w:t>
+      </w:r>
+      <w:r>
+        <w:rPr>
+          <w:rFonts w:ascii="Times New Roman" w:hAnsi="Times New Roman" w:cs="Times New Roman"/>
+          <w:sz w:val="24"/>
+          <w:szCs w:val="24"/>
+        </w:rPr>
+        <w:br/>
+        <w:t xml:space="preserve">Основные таблицы загружены: </w:t>
+      </w:r>
+      <w:r>
+        <w:rPr>
+          <w:rFonts w:ascii="Times New Roman" w:hAnsi="Times New Roman" w:cs="Times New Roman"/>
+          <w:i/>
+          <w:iCs/>
+          <w:sz w:val="24"/>
+          <w:szCs w:val="24"/>
+        </w:rPr>
+        <w:t>ордера</w:t>
+      </w:r>
+      <w:r>
+        <w:rPr>
+          <w:rFonts w:ascii="Times New Roman" w:hAnsi="Times New Roman" w:cs="Times New Roman"/>
+          <w:sz w:val="24"/>
+          <w:szCs w:val="24"/>
+        </w:rPr>
+        <w:t xml:space="preserve">, </w:t>
+      </w:r>
+      <w:r>
+        <w:rPr>
+          <w:rFonts w:ascii="Times New Roman" w:hAnsi="Times New Roman" w:cs="Times New Roman"/>
+          <w:i/>
+          <w:iCs/>
+          <w:sz w:val="24"/>
+          <w:szCs w:val="24"/>
+        </w:rPr>
+        <w:t>клиенты</w:t>
+      </w:r>
+      <w:r>
+        <w:rPr>
+          <w:rFonts w:ascii="Times New Roman" w:hAnsi="Times New Roman" w:cs="Times New Roman"/>
+          <w:sz w:val="24"/>
+          <w:szCs w:val="24"/>
+        </w:rPr>
+        <w:t xml:space="preserve"> и </w:t>
+      </w:r>
+      <w:r>
+        <w:rPr>
+          <w:rFonts w:ascii="Times New Roman" w:hAnsi="Times New Roman" w:cs="Times New Roman"/>
+          <w:i/>
+          <w:iCs/>
+          <w:sz w:val="24"/>
+          <w:szCs w:val="24"/>
+        </w:rPr>
+        <w:t>карты</w:t>
+      </w:r>
+      <w:r>
+        <w:rPr>
+          <w:rFonts w:ascii="Times New Roman" w:hAnsi="Times New Roman" w:cs="Times New Roman"/>
+          <w:sz w:val="24"/>
+          <w:szCs w:val="24"/>
+        </w:rPr>
+        <w:t>.</w:t>
+      </w:r>
+      <w:r>
+        <w:rPr>
+          <w:rFonts w:ascii="Times New Roman" w:hAnsi="Times New Roman" w:cs="Times New Roman"/>
+          <w:sz w:val="24"/>
+          <w:szCs w:val="24"/>
+        </w:rPr>
+        <w:br/>
+        <w:t>Подготовил первичную аналитику — отправил вам отчет на почту.</w:t>
+      </w:r>
+    </w:p>
+    <w:p>
+      <w:pPr>
+        <w:spacing w:after="0"/>
+        <w:rPr>
+          <w:rFonts w:ascii="Times New Roman" w:hAnsi="Times New Roman" w:cs="Times New Roman"/>
+          <w:sz w:val="24"/>
+          <w:szCs w:val="24"/>
+        </w:rPr>
+      </w:pPr>
+      <w:r>
+        <w:rPr>
+          <w:rFonts w:ascii="Times New Roman" w:hAnsi="Times New Roman" w:cs="Times New Roman"/>
+          <w:sz w:val="24"/>
+          <w:szCs w:val="24"/>
+        </w:rPr>
+        <w:t>Включены следующие ключевые метрики:</w:t>
+      </w:r>
+    </w:p>
+    <w:p>
+      <w:pPr>
+        <w:numPr>
+          <w:ilvl w:val="0"/>
+          <w:numId w:val="28"/>
+        </w:numPr>
+        <w:spacing w:after="0"/>
+        <w:rPr>
+          <w:rFonts w:ascii="Times New Roman" w:hAnsi="Times New Roman" w:cs="Times New Roman"/>
+          <w:sz w:val="24"/>
+          <w:szCs w:val="24"/>
+        </w:rPr>
+      </w:pPr>
+      <w:r>
+        <w:rPr>
+          <w:rFonts w:ascii="Times New Roman" w:hAnsi="Times New Roman" w:cs="Times New Roman"/>
+          <w:sz w:val="24"/>
+          <w:szCs w:val="24"/>
+        </w:rPr>
+        <w:t>динамика продаж по месяцам,</w:t>
+      </w:r>
+    </w:p>
+    <w:p>
+      <w:pPr>
+        <w:numPr>
+          <w:ilvl w:val="0"/>
+          <w:numId w:val="28"/>
+        </w:numPr>
+        <w:spacing w:after="0"/>
+        <w:rPr>
+          <w:rFonts w:ascii="Times New Roman" w:hAnsi="Times New Roman" w:cs="Times New Roman"/>
+          <w:sz w:val="24"/>
+          <w:szCs w:val="24"/>
+        </w:rPr>
+      </w:pPr>
+      <w:r>
+        <w:rPr>
+          <w:rFonts w:ascii="Times New Roman" w:hAnsi="Times New Roman" w:cs="Times New Roman"/>
+          <w:sz w:val="24"/>
+          <w:szCs w:val="24"/>
+        </w:rPr>
+        <w:t>среднее время доставки,</w:t>
+      </w:r>
+    </w:p>
+    <w:p>
+      <w:pPr>
+        <w:numPr>
+          <w:ilvl w:val="0"/>
+          <w:numId w:val="28"/>
+        </w:numPr>
+        <w:spacing w:after="0"/>
+        <w:rPr>
+          <w:rFonts w:ascii="Times New Roman" w:hAnsi="Times New Roman" w:cs="Times New Roman"/>
+          <w:sz w:val="24"/>
+          <w:szCs w:val="24"/>
+        </w:rPr>
+      </w:pPr>
+      <w:r>
+        <w:rPr>
+          <w:rFonts w:ascii="Times New Roman" w:hAnsi="Times New Roman" w:cs="Times New Roman"/>
+          <w:sz w:val="24"/>
+          <w:szCs w:val="24"/>
+        </w:rPr>
+        <w:t>суммы покупок по клиентам,</w:t>
+      </w:r>
+    </w:p>
+    <w:p>
+      <w:pPr>
+        <w:numPr>
+          <w:ilvl w:val="0"/>
+          <w:numId w:val="28"/>
+        </w:numPr>
+        <w:spacing w:after="0"/>
+        <w:rPr>
+          <w:rFonts w:ascii="Times New Roman" w:hAnsi="Times New Roman" w:cs="Times New Roman"/>
+          <w:sz w:val="24"/>
+          <w:szCs w:val="24"/>
+        </w:rPr>
+      </w:pPr>
+      <w:r>
+        <w:rPr>
+          <w:rFonts w:ascii="Times New Roman" w:hAnsi="Times New Roman" w:cs="Times New Roman"/>
+          <w:sz w:val="24"/>
+          <w:szCs w:val="24"/>
+        </w:rPr>
+        <w:t>распределение использования карт,</w:t>
+      </w:r>
+    </w:p>
+    <w:p>
+      <w:pPr>
+        <w:numPr>
+          <w:ilvl w:val="0"/>
+          <w:numId w:val="28"/>
+        </w:numPr>
+        <w:spacing w:after="0"/>
+        <w:rPr>
+          <w:rFonts w:ascii="Times New Roman" w:hAnsi="Times New Roman" w:cs="Times New Roman"/>
+          <w:sz w:val="24"/>
+          <w:szCs w:val="24"/>
+        </w:rPr>
+      </w:pPr>
+      <w:r>
+        <w:rPr>
+          <w:rFonts w:ascii="Times New Roman" w:hAnsi="Times New Roman" w:cs="Times New Roman"/>
+          <w:sz w:val="24"/>
+          <w:szCs w:val="24"/>
+        </w:rPr>
+        <w:t>динамика средней скидки,</w:t>
+      </w:r>
+    </w:p>
+    <w:p>
+      <w:pPr>
+        <w:numPr>
+          <w:ilvl w:val="0"/>
+          <w:numId w:val="28"/>
+        </w:numPr>
+        <w:spacing w:after="0"/>
+        <w:rPr>
+          <w:rFonts w:ascii="Times New Roman" w:hAnsi="Times New Roman" w:cs="Times New Roman"/>
+          <w:sz w:val="24"/>
+          <w:szCs w:val="24"/>
+        </w:rPr>
+      </w:pPr>
+      <w:r>
+        <w:rPr>
+          <w:rFonts w:ascii="Times New Roman" w:hAnsi="Times New Roman" w:cs="Times New Roman"/>
+          <w:sz w:val="24"/>
+          <w:szCs w:val="24"/>
+        </w:rPr>
+        <w:t>распределение заказов по статусам.</w:t>
+      </w:r>
+    </w:p>
+    <w:p>
+      <w:pPr>
+        <w:numPr>
+          <w:ilvl w:val="0"/>
+          <w:numId w:val="28"/>
+        </w:numPr>
+        <w:spacing w:after="0"/>
+        <w:rPr>
+          <w:rFonts w:ascii="Times New Roman" w:hAnsi="Times New Roman" w:cs="Times New Roman"/>
+          <w:sz w:val="24"/>
+          <w:szCs w:val="24"/>
+        </w:rPr>
+      </w:pPr>
+    </w:p>
+    <w:p>
+      <w:pPr>
+        <w:spacing w:after="0"/>
+        <w:rPr>
+          <w:rFonts w:ascii="Times New Roman" w:hAnsi="Times New Roman" w:cs="Times New Roman"/>
+          <w:sz w:val="24"/>
+          <w:szCs w:val="24"/>
+        </w:rPr>
+      </w:pPr>
+      <w:r>
+        <w:rPr>
+          <w:rFonts w:ascii="Times New Roman" w:hAnsi="Times New Roman" w:cs="Times New Roman"/>
+          <w:sz w:val="24"/>
+          <w:szCs w:val="24"/>
+        </w:rPr>
+        <w:t>Краткие наблюдения:</w:t>
+      </w:r>
+    </w:p>
+    <w:p>
+      <w:pPr>
+        <w:numPr>
+          <w:ilvl w:val="0"/>
+          <w:numId w:val="29"/>
+        </w:numPr>
+        <w:spacing w:after="0"/>
+        <w:rPr>
+          <w:rFonts w:ascii="Times New Roman" w:hAnsi="Times New Roman" w:cs="Times New Roman"/>
+          <w:sz w:val="24"/>
+          <w:szCs w:val="24"/>
+        </w:rPr>
+      </w:pPr>
+      <w:r>
+        <w:rPr>
+          <w:rFonts w:ascii="Times New Roman" w:hAnsi="Times New Roman" w:cs="Times New Roman"/>
+          <w:sz w:val="24"/>
+          <w:szCs w:val="24"/>
+        </w:rPr>
+        <w:t>Пики продаж — март и июль.</w:t>
+      </w:r>
+    </w:p>
+    <w:p>
+      <w:pPr>
+        <w:numPr>
+          <w:ilvl w:val="0"/>
+          <w:numId w:val="29"/>
+        </w:numPr>
+        <w:spacing w:after="0"/>
+        <w:rPr>
+          <w:rFonts w:ascii="Times New Roman" w:hAnsi="Times New Roman" w:cs="Times New Roman"/>
+          <w:sz w:val="24"/>
+          <w:szCs w:val="24"/>
+        </w:rPr>
+      </w:pPr>
+      <w:r>
+        <w:rPr>
+          <w:rFonts w:ascii="Times New Roman" w:hAnsi="Times New Roman" w:cs="Times New Roman"/>
+          <w:sz w:val="24"/>
+          <w:szCs w:val="24"/>
+        </w:rPr>
+        <w:t>Время доставки стабильно сокращается — положительный тренд.</w:t>
+      </w:r>
+    </w:p>
+    <w:p>
+      <w:pPr>
+        <w:numPr>
+          <w:ilvl w:val="0"/>
+          <w:numId w:val="29"/>
+        </w:numPr>
+        <w:spacing w:after="0"/>
+        <w:rPr>
+          <w:rFonts w:ascii="Times New Roman" w:hAnsi="Times New Roman" w:cs="Times New Roman"/>
+          <w:sz w:val="24"/>
+          <w:szCs w:val="24"/>
+        </w:rPr>
+      </w:pPr>
+      <w:r>
+        <w:rPr>
+          <w:rFonts w:ascii="Times New Roman" w:hAnsi="Times New Roman" w:cs="Times New Roman"/>
+          <w:sz w:val="24"/>
+          <w:szCs w:val="24"/>
+        </w:rPr>
+        <w:t>Некоторые клиенты используют карту полностью — это, как правило, те, кто получил только одну карту.</w:t>
+      </w:r>
+      <w:r>
+        <w:rPr>
+          <w:rFonts w:ascii="Times New Roman" w:hAnsi="Times New Roman" w:cs="Times New Roman"/>
+          <w:sz w:val="24"/>
+          <w:szCs w:val="24"/>
+        </w:rPr>
+        <w:br/>
+        <w:t>Возможно, есть смысл предложить им дополнительные.</w:t>
+      </w:r>
+    </w:p>
+    <w:p>
+      <w:pPr>
+        <w:spacing w:after="0"/>
+        <w:rPr>
+          <w:rFonts w:ascii="Times New Roman" w:hAnsi="Times New Roman" w:cs="Times New Roman"/>
+          <w:sz w:val="24"/>
+          <w:szCs w:val="24"/>
+        </w:rPr>
+      </w:pPr>
+      <w:r>
+        <w:rPr>
+          <w:rFonts w:ascii="Times New Roman" w:hAnsi="Times New Roman" w:cs="Times New Roman"/>
+          <w:sz w:val="24"/>
+          <w:szCs w:val="24"/>
+        </w:rPr>
+        <w:t>Буду рад дополнительным комментариям или вопросам!</w:t>
+      </w:r>
+    </w:p>
+    <w:p>
+      <w:pPr>
+        <w:spacing w:after="0"/>
+        <w:rPr>
+          <w:rFonts w:ascii="Times New Roman" w:hAnsi="Times New Roman" w:cs="Times New Roman"/>
+          <w:sz w:val="24"/>
+          <w:szCs w:val="24"/>
+        </w:rPr>
+      </w:pPr>
+    </w:p>
+    <w:p>
+      <w:pPr>
+        <w:spacing w:after="0"/>
+        <w:rPr>
+          <w:rFonts w:ascii="Times New Roman" w:hAnsi="Times New Roman" w:cs="Times New Roman"/>
+          <w:b/>
+          <w:bCs/>
+          <w:sz w:val="24"/>
+          <w:szCs w:val="24"/>
+        </w:rPr>
+      </w:pPr>
+      <w:r>
+        <w:rPr>
+          <w:rFonts w:ascii="Times New Roman" w:hAnsi="Times New Roman" w:cs="Times New Roman"/>
+          <w:b/>
+          <w:bCs/>
           <w:sz w:val="24"/>
           <w:szCs w:val="24"/>
         </w:rPr>
@@ -9397,175 +9756,20 @@
     <w:p>
       <w:pPr>
         <w:spacing w:after="0"/>
-        <w:ind w:left="360"/>
-        <w:rPr>
-          <w:rFonts w:ascii="Times New Roman" w:hAnsi="Times New Roman" w:cs="Times New Roman"/>
-          <w:sz w:val="24"/>
-          <w:szCs w:val="24"/>
-        </w:rPr>
-      </w:pPr>
-      <w:r>
-        <w:rPr>
-          <w:rFonts w:ascii="Times New Roman" w:hAnsi="Times New Roman" w:cs="Times New Roman"/>
-          <w:sz w:val="24"/>
-          <w:szCs w:val="24"/>
-        </w:rPr>
-        <w:t>Покажи, как распределяются продажи по месяцам в 2024 году.</w:t>
-      </w:r>
-      <w:r>
-        <w:rPr>
-          <w:rFonts w:ascii="Times New Roman" w:hAnsi="Times New Roman" w:cs="Times New Roman"/>
-          <w:sz w:val="24"/>
-          <w:szCs w:val="24"/>
-        </w:rPr>
-        <w:br/>
-        <w:t>— Мне интересно видеть сезонность и тренды: растут ли продажи к лету? Есть ли спад?</w:t>
-      </w:r>
-    </w:p>
-    <w:p>
-      <w:pPr>
-        <w:spacing w:after="0"/>
-        <w:ind w:left="360"/>
-        <w:rPr>
-          <w:rFonts w:ascii="Times New Roman" w:hAnsi="Times New Roman" w:cs="Times New Roman"/>
-          <w:sz w:val="24"/>
-          <w:szCs w:val="24"/>
-        </w:rPr>
-      </w:pPr>
-      <w:r>
-        <w:rPr>
-          <w:rFonts w:ascii="Times New Roman" w:hAnsi="Times New Roman" w:cs="Times New Roman"/>
-          <w:sz w:val="24"/>
-          <w:szCs w:val="24"/>
-        </w:rPr>
-        <w:t xml:space="preserve">Время доставки — как быстро доставляются заказы? </w:t>
-      </w:r>
-    </w:p>
-    <w:p>
-      <w:pPr>
-        <w:spacing w:after="0"/>
-        <w:ind w:left="360"/>
-        <w:rPr>
-          <w:rFonts w:ascii="Times New Roman" w:hAnsi="Times New Roman" w:cs="Times New Roman"/>
-          <w:sz w:val="24"/>
-          <w:szCs w:val="24"/>
-        </w:rPr>
-      </w:pPr>
-      <w:r>
-        <w:rPr>
-          <w:rFonts w:ascii="Times New Roman" w:hAnsi="Times New Roman" w:cs="Times New Roman"/>
-          <w:sz w:val="24"/>
-          <w:szCs w:val="24"/>
-        </w:rPr>
-        <w:t>Какие клиенты приносят наибольший доход?</w:t>
-      </w:r>
-      <w:r>
-        <w:rPr>
-          <w:rFonts w:ascii="Times New Roman" w:hAnsi="Times New Roman" w:cs="Times New Roman"/>
-          <w:sz w:val="24"/>
-          <w:szCs w:val="24"/>
-        </w:rPr>
-        <w:br/>
-        <w:t>— Построй топ-</w:t>
-      </w:r>
-      <w:r>
-        <w:rPr>
-          <w:rFonts w:ascii="Times New Roman" w:hAnsi="Times New Roman" w:cs="Times New Roman"/>
-          <w:sz w:val="24"/>
-          <w:szCs w:val="24"/>
-        </w:rPr>
-        <w:t>5 клиентов</w:t>
-      </w:r>
-      <w:r>
-        <w:rPr>
-          <w:rFonts w:ascii="Times New Roman" w:hAnsi="Times New Roman" w:cs="Times New Roman"/>
-          <w:sz w:val="24"/>
-          <w:szCs w:val="24"/>
-        </w:rPr>
-        <w:t xml:space="preserve"> по сумме покупок, чтобы понять, на кого стоит делать акцент.</w:t>
-      </w:r>
-    </w:p>
-    <w:p>
-      <w:pPr>
-        <w:spacing w:after="0"/>
-        <w:ind w:left="360"/>
-        <w:rPr>
-          <w:rFonts w:ascii="Times New Roman" w:hAnsi="Times New Roman" w:cs="Times New Roman"/>
-          <w:sz w:val="24"/>
-          <w:szCs w:val="24"/>
-        </w:rPr>
-      </w:pPr>
-      <w:r>
-        <w:rPr>
-          <w:rFonts w:ascii="Times New Roman" w:hAnsi="Times New Roman" w:cs="Times New Roman"/>
-          <w:sz w:val="24"/>
-          <w:szCs w:val="24"/>
-        </w:rPr>
-        <w:t>Оцени влияние регистрации клиентов (ноябрь-декабрь 2023) на продажи в 2024.</w:t>
-      </w:r>
-      <w:r>
-        <w:rPr>
-          <w:rFonts w:ascii="Times New Roman" w:hAnsi="Times New Roman" w:cs="Times New Roman"/>
-          <w:sz w:val="24"/>
-          <w:szCs w:val="24"/>
-        </w:rPr>
-        <w:br/>
-        <w:t>— Сделай сравнение активности (число заказов, сумма) между клиентами, зарегистрированными в ноябре, и теми, кто зарегистрировался в декабре.</w:t>
-      </w:r>
-    </w:p>
-    <w:p>
-      <w:pPr>
-        <w:spacing w:after="0"/>
-        <w:ind w:left="360"/>
-        <w:rPr>
-          <w:rFonts w:ascii="Times New Roman" w:hAnsi="Times New Roman" w:cs="Times New Roman"/>
-          <w:sz w:val="24"/>
-          <w:szCs w:val="24"/>
-        </w:rPr>
-      </w:pPr>
-      <w:r>
-        <w:rPr>
-          <w:rFonts w:ascii="Times New Roman" w:hAnsi="Times New Roman" w:cs="Times New Roman"/>
-          <w:sz w:val="24"/>
-          <w:szCs w:val="24"/>
-        </w:rPr>
-        <w:t>Отследи «спящий» сегмент клиентов.</w:t>
-      </w:r>
-      <w:r>
-        <w:rPr>
-          <w:rFonts w:ascii="Times New Roman" w:hAnsi="Times New Roman" w:cs="Times New Roman"/>
-          <w:sz w:val="24"/>
-          <w:szCs w:val="24"/>
-        </w:rPr>
-        <w:br/>
-        <w:t>— Кто из клиентов в 2024 почти не совершал покупок? Визуализируй их по группам (например, менее 2 заказов</w:t>
-      </w:r>
-      <w:r>
-        <w:rPr>
-          <w:rFonts w:ascii="Times New Roman" w:hAnsi="Times New Roman" w:cs="Times New Roman"/>
-          <w:sz w:val="24"/>
-          <w:szCs w:val="24"/>
-        </w:rPr>
-        <w:t xml:space="preserve"> в месяц</w:t>
-      </w:r>
-      <w:r>
-        <w:rPr>
-          <w:rFonts w:ascii="Times New Roman" w:hAnsi="Times New Roman" w:cs="Times New Roman"/>
-          <w:sz w:val="24"/>
-          <w:szCs w:val="24"/>
-        </w:rPr>
-        <w:t>).</w:t>
-      </w:r>
-    </w:p>
-    <w:p>
-      <w:pPr>
-        <w:spacing w:after="0"/>
-        <w:rPr>
-          <w:rFonts w:ascii="Times New Roman" w:hAnsi="Times New Roman" w:cs="Times New Roman"/>
-          <w:sz w:val="24"/>
-          <w:szCs w:val="24"/>
-        </w:rPr>
-      </w:pPr>
+        <w:rPr>
+          <w:rFonts w:ascii="Times New Roman" w:hAnsi="Times New Roman" w:cs="Times New Roman"/>
+          <w:sz w:val="24"/>
+          <w:szCs w:val="24"/>
+        </w:rPr>
+      </w:pPr>
+      <w:r>
+        <w:rPr>
+          <w:rFonts w:ascii="Times New Roman" w:hAnsi="Times New Roman" w:cs="Times New Roman"/>
+          <w:sz w:val="24"/>
+          <w:szCs w:val="24"/>
+        </w:rPr>
+        <w:t xml:space="preserve">Спасибо, буду смотреть </w:t>
+      </w:r>
     </w:p>
     <w:sectPr>
       <w:pgSz w:w="11906" w:h="16838"/>
@@ -11793,6 +11997,155 @@
     </w:lvl>
   </w:abstractNum>
   <w:abstractNum w:abstractNumId="19" w15:restartNumberingAfterBreak="0">
+    <w:nsid w:val="49F2153E"/>
+    <w:multiLevelType w:val="multilevel"/>
+    <w:tmpl w:val="6254A15C"/>
+    <w:lvl w:ilvl="0">
+      <w:start w:val="1"/>
+      <w:numFmt w:val="bullet"/>
+      <w:lvlText w:val=""/>
+      <w:lvlJc w:val="left"/>
+      <w:pPr>
+        <w:tabs>
+          <w:tab w:val="num" w:pos="720"/>
+        </w:tabs>
+        <w:ind w:left="720" w:hanging="360"/>
+      </w:pPr>
+      <w:rPr>
+        <w:rFonts w:ascii="Symbol" w:hAnsi="Symbol" w:hint="default"/>
+        <w:sz w:val="20"/>
+      </w:rPr>
+    </w:lvl>
+    <w:lvl w:ilvl="1" w:tentative="1">
+      <w:start w:val="1"/>
+      <w:numFmt w:val="bullet"/>
+      <w:lvlText w:val="o"/>
+      <w:lvlJc w:val="left"/>
+      <w:pPr>
+        <w:tabs>
+          <w:tab w:val="num" w:pos="1440"/>
+        </w:tabs>
+        <w:ind w:left="1440" w:hanging="360"/>
+      </w:pPr>
+      <w:rPr>
+        <w:rFonts w:ascii="Courier New" w:hAnsi="Courier New" w:hint="default"/>
+        <w:sz w:val="20"/>
+      </w:rPr>
+    </w:lvl>
+    <w:lvl w:ilvl="2" w:tentative="1">
+      <w:start w:val="1"/>
+      <w:numFmt w:val="bullet"/>
+      <w:lvlText w:val=""/>
+      <w:lvlJc w:val="left"/>
+      <w:pPr>
+        <w:tabs>
+          <w:tab w:val="num" w:pos="2160"/>
+        </w:tabs>
+        <w:ind w:left="2160" w:hanging="360"/>
+      </w:pPr>
+      <w:rPr>
+        <w:rFonts w:ascii="Wingdings" w:hAnsi="Wingdings" w:hint="default"/>
+        <w:sz w:val="20"/>
+      </w:rPr>
+    </w:lvl>
+    <w:lvl w:ilvl="3" w:tentative="1">
+      <w:start w:val="1"/>
+      <w:numFmt w:val="bullet"/>
+      <w:lvlText w:val=""/>
+      <w:lvlJc w:val="left"/>
+      <w:pPr>
+        <w:tabs>
+          <w:tab w:val="num" w:pos="2880"/>
+        </w:tabs>
+        <w:ind w:left="2880" w:hanging="360"/>
+      </w:pPr>
+      <w:rPr>
+        <w:rFonts w:ascii="Wingdings" w:hAnsi="Wingdings" w:hint="default"/>
+        <w:sz w:val="20"/>
+      </w:rPr>
+    </w:lvl>
+    <w:lvl w:ilvl="4" w:tentative="1">
+      <w:start w:val="1"/>
+      <w:numFmt w:val="bullet"/>
+      <w:lvlText w:val=""/>
+      <w:lvlJc w:val="left"/>
+      <w:pPr>
+        <w:tabs>
+          <w:tab w:val="num" w:pos="3600"/>
+        </w:tabs>
+        <w:ind w:left="3600" w:hanging="360"/>
+      </w:pPr>
+      <w:rPr>
+        <w:rFonts w:ascii="Wingdings" w:hAnsi="Wingdings" w:hint="default"/>
+        <w:sz w:val="20"/>
+      </w:rPr>
+    </w:lvl>
+    <w:lvl w:ilvl="5" w:tentative="1">
+      <w:start w:val="1"/>
+      <w:numFmt w:val="bullet"/>
+      <w:lvlText w:val=""/>
+      <w:lvlJc w:val="left"/>
+      <w:pPr>
+        <w:tabs>
+          <w:tab w:val="num" w:pos="4320"/>
+        </w:tabs>
+        <w:ind w:left="4320" w:hanging="360"/>
+      </w:pPr>
+      <w:rPr>
+        <w:rFonts w:ascii="Wingdings" w:hAnsi="Wingdings" w:hint="default"/>
+        <w:sz w:val="20"/>
+      </w:rPr>
+    </w:lvl>
+    <w:lvl w:ilvl="6" w:tentative="1">
+      <w:start w:val="1"/>
+      <w:numFmt w:val="bullet"/>
+      <w:lvlText w:val=""/>
+      <w:lvlJc w:val="left"/>
+      <w:pPr>
+        <w:tabs>
+          <w:tab w:val="num" w:pos="5040"/>
+        </w:tabs>
+        <w:ind w:left="5040" w:hanging="360"/>
+      </w:pPr>
+      <w:rPr>
+        <w:rFonts w:ascii="Wingdings" w:hAnsi="Wingdings" w:hint="default"/>
+        <w:sz w:val="20"/>
+      </w:rPr>
+    </w:lvl>
+    <w:lvl w:ilvl="7" w:tentative="1">
+      <w:start w:val="1"/>
+      <w:numFmt w:val="bullet"/>
+      <w:lvlText w:val=""/>
+      <w:lvlJc w:val="left"/>
+      <w:pPr>
+        <w:tabs>
+          <w:tab w:val="num" w:pos="5760"/>
+        </w:tabs>
+        <w:ind w:left="5760" w:hanging="360"/>
+      </w:pPr>
+      <w:rPr>
+        <w:rFonts w:ascii="Wingdings" w:hAnsi="Wingdings" w:hint="default"/>
+        <w:sz w:val="20"/>
+      </w:rPr>
+    </w:lvl>
+    <w:lvl w:ilvl="8" w:tentative="1">
+      <w:start w:val="1"/>
+      <w:numFmt w:val="bullet"/>
+      <w:lvlText w:val=""/>
+      <w:lvlJc w:val="left"/>
+      <w:pPr>
+        <w:tabs>
+          <w:tab w:val="num" w:pos="6480"/>
+        </w:tabs>
+        <w:ind w:left="6480" w:hanging="360"/>
+      </w:pPr>
+      <w:rPr>
+        <w:rFonts w:ascii="Wingdings" w:hAnsi="Wingdings" w:hint="default"/>
+        <w:sz w:val="20"/>
+      </w:rPr>
+    </w:lvl>
+  </w:abstractNum>
+  <w:abstractNum w:abstractNumId="20" w15:restartNumberingAfterBreak="0">
     <w:nsid w:val="4F7B654B"/>
     <w:multiLevelType w:val="multilevel"/>
     <w:tmpl w:val="576674BA"/>
@@ -11941,7 +12294,7 @@
       </w:rPr>
     </w:lvl>
   </w:abstractNum>
-  <w:abstractNum w:abstractNumId="20" w15:restartNumberingAfterBreak="0">
+  <w:abstractNum w:abstractNumId="21" w15:restartNumberingAfterBreak="0">
     <w:nsid w:val="52AA154F"/>
     <w:multiLevelType w:val="multilevel"/>
     <w:tmpl w:val="473C601E"/>
@@ -12058,7 +12411,7 @@
       </w:pPr>
     </w:lvl>
   </w:abstractNum>
-  <w:abstractNum w:abstractNumId="21" w15:restartNumberingAfterBreak="0">
+  <w:abstractNum w:abstractNumId="22" w15:restartNumberingAfterBreak="0">
     <w:nsid w:val="5AB81144"/>
     <w:multiLevelType w:val="hybridMultilevel"/>
     <w:tmpl w:val="70AE5434"/>
@@ -12148,7 +12501,156 @@
       </w:pPr>
     </w:lvl>
   </w:abstractNum>
-  <w:abstractNum w:abstractNumId="22" w15:restartNumberingAfterBreak="0">
+  <w:abstractNum w:abstractNumId="23" w15:restartNumberingAfterBreak="0">
+    <w:nsid w:val="60EC04A4"/>
+    <w:multiLevelType w:val="multilevel"/>
+    <w:tmpl w:val="5604593A"/>
+    <w:lvl w:ilvl="0">
+      <w:start w:val="1"/>
+      <w:numFmt w:val="bullet"/>
+      <w:lvlText w:val=""/>
+      <w:lvlJc w:val="left"/>
+      <w:pPr>
+        <w:tabs>
+          <w:tab w:val="num" w:pos="720"/>
+        </w:tabs>
+        <w:ind w:left="720" w:hanging="360"/>
+      </w:pPr>
+      <w:rPr>
+        <w:rFonts w:ascii="Symbol" w:hAnsi="Symbol" w:hint="default"/>
+        <w:sz w:val="20"/>
+      </w:rPr>
+    </w:lvl>
+    <w:lvl w:ilvl="1" w:tentative="1">
+      <w:start w:val="1"/>
+      <w:numFmt w:val="bullet"/>
+      <w:lvlText w:val="o"/>
+      <w:lvlJc w:val="left"/>
+      <w:pPr>
+        <w:tabs>
+          <w:tab w:val="num" w:pos="1440"/>
+        </w:tabs>
+        <w:ind w:left="1440" w:hanging="360"/>
+      </w:pPr>
+      <w:rPr>
+        <w:rFonts w:ascii="Courier New" w:hAnsi="Courier New" w:hint="default"/>
+        <w:sz w:val="20"/>
+      </w:rPr>
+    </w:lvl>
+    <w:lvl w:ilvl="2" w:tentative="1">
+      <w:start w:val="1"/>
+      <w:numFmt w:val="bullet"/>
+      <w:lvlText w:val=""/>
+      <w:lvlJc w:val="left"/>
+      <w:pPr>
+        <w:tabs>
+          <w:tab w:val="num" w:pos="2160"/>
+        </w:tabs>
+        <w:ind w:left="2160" w:hanging="360"/>
+      </w:pPr>
+      <w:rPr>
+        <w:rFonts w:ascii="Wingdings" w:hAnsi="Wingdings" w:hint="default"/>
+        <w:sz w:val="20"/>
+      </w:rPr>
+    </w:lvl>
+    <w:lvl w:ilvl="3" w:tentative="1">
+      <w:start w:val="1"/>
+      <w:numFmt w:val="bullet"/>
+      <w:lvlText w:val=""/>
+      <w:lvlJc w:val="left"/>
+      <w:pPr>
+        <w:tabs>
+          <w:tab w:val="num" w:pos="2880"/>
+        </w:tabs>
+        <w:ind w:left="2880" w:hanging="360"/>
+      </w:pPr>
+      <w:rPr>
+        <w:rFonts w:ascii="Wingdings" w:hAnsi="Wingdings" w:hint="default"/>
+        <w:sz w:val="20"/>
+      </w:rPr>
+    </w:lvl>
+    <w:lvl w:ilvl="4" w:tentative="1">
+      <w:start w:val="1"/>
+      <w:numFmt w:val="bullet"/>
+      <w:lvlText w:val=""/>
+      <w:lvlJc w:val="left"/>
+      <w:pPr>
+        <w:tabs>
+          <w:tab w:val="num" w:pos="3600"/>
+        </w:tabs>
+        <w:ind w:left="3600" w:hanging="360"/>
+      </w:pPr>
+      <w:rPr>
+        <w:rFonts w:ascii="Wingdings" w:hAnsi="Wingdings" w:hint="default"/>
+        <w:sz w:val="20"/>
+      </w:rPr>
+    </w:lvl>
+    <w:lvl w:ilvl="5" w:tentative="1">
+      <w:start w:val="1"/>
+      <w:numFmt w:val="bullet"/>
+      <w:lvlText w:val=""/>
+      <w:lvlJc w:val="left"/>
+      <w:pPr>
+        <w:tabs>
+          <w:tab w:val="num" w:pos="4320"/>
+        </w:tabs>
+        <w:ind w:left="4320" w:hanging="360"/>
+      </w:pPr>
+      <w:rPr>
+        <w:rFonts w:ascii="Wingdings" w:hAnsi="Wingdings" w:hint="default"/>
+        <w:sz w:val="20"/>
+      </w:rPr>
+    </w:lvl>
+    <w:lvl w:ilvl="6" w:tentative="1">
+      <w:start w:val="1"/>
+      <w:numFmt w:val="bullet"/>
+      <w:lvlText w:val=""/>
+      <w:lvlJc w:val="left"/>
+      <w:pPr>
+        <w:tabs>
+          <w:tab w:val="num" w:pos="5040"/>
+        </w:tabs>
+        <w:ind w:left="5040" w:hanging="360"/>
+      </w:pPr>
+      <w:rPr>
+        <w:rFonts w:ascii="Wingdings" w:hAnsi="Wingdings" w:hint="default"/>
+        <w:sz w:val="20"/>
+      </w:rPr>
+    </w:lvl>
+    <w:lvl w:ilvl="7" w:tentative="1">
+      <w:start w:val="1"/>
+      <w:numFmt w:val="bullet"/>
+      <w:lvlText w:val=""/>
+      <w:lvlJc w:val="left"/>
+      <w:pPr>
+        <w:tabs>
+          <w:tab w:val="num" w:pos="5760"/>
+        </w:tabs>
+        <w:ind w:left="5760" w:hanging="360"/>
+      </w:pPr>
+      <w:rPr>
+        <w:rFonts w:ascii="Wingdings" w:hAnsi="Wingdings" w:hint="default"/>
+        <w:sz w:val="20"/>
+      </w:rPr>
+    </w:lvl>
+    <w:lvl w:ilvl="8" w:tentative="1">
+      <w:start w:val="1"/>
+      <w:numFmt w:val="bullet"/>
+      <w:lvlText w:val=""/>
+      <w:lvlJc w:val="left"/>
+      <w:pPr>
+        <w:tabs>
+          <w:tab w:val="num" w:pos="6480"/>
+        </w:tabs>
+        <w:ind w:left="6480" w:hanging="360"/>
+      </w:pPr>
+      <w:rPr>
+        <w:rFonts w:ascii="Wingdings" w:hAnsi="Wingdings" w:hint="default"/>
+        <w:sz w:val="20"/>
+      </w:rPr>
+    </w:lvl>
+  </w:abstractNum>
+  <w:abstractNum w:abstractNumId="24" w15:restartNumberingAfterBreak="0">
     <w:nsid w:val="677C3CA7"/>
     <w:multiLevelType w:val="multilevel"/>
     <w:tmpl w:val="20DC1AD8"/>
@@ -12265,7 +12767,7 @@
       </w:pPr>
     </w:lvl>
   </w:abstractNum>
-  <w:abstractNum w:abstractNumId="23" w15:restartNumberingAfterBreak="0">
+  <w:abstractNum w:abstractNumId="25" w15:restartNumberingAfterBreak="0">
     <w:nsid w:val="72630A76"/>
     <w:multiLevelType w:val="multilevel"/>
     <w:tmpl w:val="EF7292EE"/>
@@ -12414,7 +12916,7 @@
       </w:rPr>
     </w:lvl>
   </w:abstractNum>
-  <w:abstractNum w:abstractNumId="24" w15:restartNumberingAfterBreak="0">
+  <w:abstractNum w:abstractNumId="26" w15:restartNumberingAfterBreak="0">
     <w:nsid w:val="728C394A"/>
     <w:multiLevelType w:val="hybridMultilevel"/>
     <w:tmpl w:val="625A866A"/>
@@ -12503,7 +13005,7 @@
       </w:pPr>
     </w:lvl>
   </w:abstractNum>
-  <w:abstractNum w:abstractNumId="25" w15:restartNumberingAfterBreak="0">
+  <w:abstractNum w:abstractNumId="27" w15:restartNumberingAfterBreak="0">
     <w:nsid w:val="79EB6FB8"/>
     <w:multiLevelType w:val="multilevel"/>
     <w:tmpl w:val="49BAB79A"/>
@@ -12652,7 +13154,7 @@
       </w:rPr>
     </w:lvl>
   </w:abstractNum>
-  <w:abstractNum w:abstractNumId="26" w15:restartNumberingAfterBreak="0">
+  <w:abstractNum w:abstractNumId="28" w15:restartNumberingAfterBreak="0">
     <w:nsid w:val="7F61752C"/>
     <w:multiLevelType w:val="multilevel"/>
     <w:tmpl w:val="C6508440"/>
@@ -12805,7 +13307,7 @@
     <w:abstractNumId w:val="11"/>
   </w:num>
   <w:num w:numId="2" w16cid:durableId="1117412305">
-    <w:abstractNumId w:val="19"/>
+    <w:abstractNumId w:val="20"/>
   </w:num>
   <w:num w:numId="3" w16cid:durableId="166558879">
     <w:abstractNumId w:val="10"/>
@@ -12814,10 +13316,10 @@
     <w:abstractNumId w:val="6"/>
   </w:num>
   <w:num w:numId="5" w16cid:durableId="418914467">
-    <w:abstractNumId w:val="22"/>
+    <w:abstractNumId w:val="24"/>
   </w:num>
   <w:num w:numId="6" w16cid:durableId="1702319512">
-    <w:abstractNumId w:val="20"/>
+    <w:abstractNumId w:val="21"/>
   </w:num>
   <w:num w:numId="7" w16cid:durableId="1038550954">
     <w:abstractNumId w:val="1"/>
@@ -12838,7 +13340,7 @@
     <w:abstractNumId w:val="18"/>
   </w:num>
   <w:num w:numId="13" w16cid:durableId="808746366">
-    <w:abstractNumId w:val="23"/>
+    <w:abstractNumId w:val="25"/>
   </w:num>
   <w:num w:numId="14" w16cid:durableId="1467814736">
     <w:abstractNumId w:val="9"/>
@@ -12847,16 +13349,16 @@
     <w:abstractNumId w:val="7"/>
   </w:num>
   <w:num w:numId="16" w16cid:durableId="308216357">
-    <w:abstractNumId w:val="25"/>
+    <w:abstractNumId w:val="27"/>
   </w:num>
   <w:num w:numId="17" w16cid:durableId="248392762">
-    <w:abstractNumId w:val="26"/>
+    <w:abstractNumId w:val="28"/>
   </w:num>
   <w:num w:numId="18" w16cid:durableId="2049522512">
     <w:abstractNumId w:val="15"/>
   </w:num>
   <w:num w:numId="19" w16cid:durableId="1385716894">
-    <w:abstractNumId w:val="21"/>
+    <w:abstractNumId w:val="22"/>
   </w:num>
   <w:num w:numId="20" w16cid:durableId="272589126">
     <w:abstractNumId w:val="13"/>
@@ -12865,7 +13367,7 @@
     <w:abstractNumId w:val="8"/>
   </w:num>
   <w:num w:numId="22" w16cid:durableId="1519584215">
-    <w:abstractNumId w:val="24"/>
+    <w:abstractNumId w:val="26"/>
   </w:num>
   <w:num w:numId="23" w16cid:durableId="1057053475">
     <w:abstractNumId w:val="17"/>
@@ -12881,6 +13383,12 @@
   </w:num>
   <w:num w:numId="27" w16cid:durableId="1781484379">
     <w:abstractNumId w:val="16"/>
+  </w:num>
+  <w:num w:numId="28" w16cid:durableId="1003892804">
+    <w:abstractNumId w:val="23"/>
+  </w:num>
+  <w:num w:numId="29" w16cid:durableId="1616910878">
+    <w:abstractNumId w:val="19"/>
   </w:num>
 </w:numbering>
 </file>

--- a/SQL  database/Документ Microsoft Word.docx
+++ b/SQL  database/Документ Microsoft Word.docx
@@ -9769,6 +9769,411 @@
           <w:szCs w:val="24"/>
         </w:rPr>
         <w:t xml:space="preserve">Спасибо, буду смотреть </w:t>
+      </w:r>
+    </w:p>
+    <w:p>
+      <w:pPr>
+        <w:spacing w:after="0"/>
+        <w:rPr>
+          <w:rFonts w:ascii="Times New Roman" w:hAnsi="Times New Roman" w:cs="Times New Roman"/>
+          <w:sz w:val="24"/>
+          <w:szCs w:val="24"/>
+        </w:rPr>
+      </w:pPr>
+    </w:p>
+    <w:p>
+      <w:pPr>
+        <w:spacing w:after="0"/>
+        <w:rPr>
+          <w:rFonts w:ascii="Times New Roman" w:hAnsi="Times New Roman" w:cs="Times New Roman"/>
+          <w:b/>
+          <w:bCs/>
+          <w:sz w:val="24"/>
+          <w:szCs w:val="24"/>
+        </w:rPr>
+      </w:pPr>
+      <w:r>
+        <w:rPr>
+          <w:rFonts w:ascii="Times New Roman" w:hAnsi="Times New Roman" w:cs="Times New Roman"/>
+          <w:b/>
+          <w:bCs/>
+          <w:sz w:val="24"/>
+          <w:szCs w:val="24"/>
+        </w:rPr>
+        <w:t>Я:</w:t>
+      </w:r>
+    </w:p>
+    <w:p>
+      <w:pPr>
+        <w:spacing w:after="0"/>
+        <w:rPr>
+          <w:rFonts w:ascii="Times New Roman" w:hAnsi="Times New Roman" w:cs="Times New Roman"/>
+          <w:sz w:val="24"/>
+          <w:szCs w:val="24"/>
+        </w:rPr>
+      </w:pPr>
+    </w:p>
+    <w:p>
+      <w:pPr>
+        <w:spacing w:after="0"/>
+        <w:rPr>
+          <w:rFonts w:ascii="Times New Roman" w:hAnsi="Times New Roman" w:cs="Times New Roman"/>
+          <w:sz w:val="24"/>
+          <w:szCs w:val="24"/>
+        </w:rPr>
+      </w:pPr>
+      <w:r>
+        <w:rPr>
+          <w:rFonts w:ascii="Times New Roman" w:hAnsi="Times New Roman" w:cs="Times New Roman"/>
+          <w:sz w:val="24"/>
+          <w:szCs w:val="24"/>
+        </w:rPr>
+        <w:t>Артем Владимирович, з</w:t>
+      </w:r>
+      <w:r>
+        <w:rPr>
+          <w:rFonts w:ascii="Times New Roman" w:hAnsi="Times New Roman" w:cs="Times New Roman"/>
+          <w:sz w:val="24"/>
+          <w:szCs w:val="24"/>
+        </w:rPr>
+        <w:t>дравствуйте!</w:t>
+      </w:r>
+    </w:p>
+    <w:p>
+      <w:pPr>
+        <w:spacing w:after="0"/>
+        <w:rPr>
+          <w:rFonts w:ascii="Times New Roman" w:hAnsi="Times New Roman" w:cs="Times New Roman"/>
+          <w:sz w:val="24"/>
+          <w:szCs w:val="24"/>
+        </w:rPr>
+      </w:pPr>
+    </w:p>
+    <w:p>
+      <w:pPr>
+        <w:spacing w:after="0"/>
+        <w:rPr>
+          <w:rFonts w:ascii="Times New Roman" w:hAnsi="Times New Roman" w:cs="Times New Roman"/>
+          <w:sz w:val="24"/>
+          <w:szCs w:val="24"/>
+        </w:rPr>
+      </w:pPr>
+      <w:r>
+        <w:rPr>
+          <w:rFonts w:ascii="Times New Roman" w:hAnsi="Times New Roman" w:cs="Times New Roman"/>
+          <w:sz w:val="24"/>
+          <w:szCs w:val="24"/>
+        </w:rPr>
+        <w:t>На текущем этапе завершено наполнение базы данных. Вот кратко, что сделано:</w:t>
+      </w:r>
+    </w:p>
+    <w:p>
+      <w:pPr>
+        <w:spacing w:after="0"/>
+        <w:rPr>
+          <w:rFonts w:ascii="Times New Roman" w:hAnsi="Times New Roman" w:cs="Times New Roman"/>
+          <w:sz w:val="24"/>
+          <w:szCs w:val="24"/>
+        </w:rPr>
+      </w:pPr>
+    </w:p>
+    <w:p>
+      <w:pPr>
+        <w:spacing w:after="0"/>
+        <w:rPr>
+          <w:rFonts w:ascii="Times New Roman" w:hAnsi="Times New Roman" w:cs="Times New Roman"/>
+          <w:sz w:val="24"/>
+          <w:szCs w:val="24"/>
+        </w:rPr>
+      </w:pPr>
+      <w:r>
+        <w:rPr>
+          <w:rFonts w:ascii="Times New Roman" w:hAnsi="Times New Roman" w:cs="Times New Roman"/>
+          <w:sz w:val="24"/>
+          <w:szCs w:val="24"/>
+        </w:rPr>
+        <w:t>Выполнено:</w:t>
+      </w:r>
+    </w:p>
+    <w:p>
+      <w:pPr>
+        <w:numPr>
+          <w:ilvl w:val="0"/>
+          <w:numId w:val="30"/>
+        </w:numPr>
+        <w:spacing w:after="0"/>
+        <w:rPr>
+          <w:rFonts w:ascii="Times New Roman" w:hAnsi="Times New Roman" w:cs="Times New Roman"/>
+          <w:sz w:val="24"/>
+          <w:szCs w:val="24"/>
+        </w:rPr>
+      </w:pPr>
+      <w:r>
+        <w:rPr>
+          <w:rFonts w:ascii="Times New Roman" w:hAnsi="Times New Roman" w:cs="Times New Roman"/>
+          <w:sz w:val="24"/>
+          <w:szCs w:val="24"/>
+        </w:rPr>
+        <w:t>Занесены поставщики, товары и позиции заказов.</w:t>
+      </w:r>
+    </w:p>
+    <w:p>
+      <w:pPr>
+        <w:numPr>
+          <w:ilvl w:val="0"/>
+          <w:numId w:val="30"/>
+        </w:numPr>
+        <w:spacing w:after="0"/>
+        <w:rPr>
+          <w:rFonts w:ascii="Times New Roman" w:hAnsi="Times New Roman" w:cs="Times New Roman"/>
+          <w:sz w:val="24"/>
+          <w:szCs w:val="24"/>
+        </w:rPr>
+      </w:pPr>
+      <w:r>
+        <w:rPr>
+          <w:rFonts w:ascii="Times New Roman" w:hAnsi="Times New Roman" w:cs="Times New Roman"/>
+          <w:sz w:val="24"/>
+          <w:szCs w:val="24"/>
+        </w:rPr>
+        <w:t>Проведена базовая очистка данных (телефоны, категории, дубликаты).</w:t>
+      </w:r>
+    </w:p>
+    <w:p>
+      <w:pPr>
+        <w:numPr>
+          <w:ilvl w:val="0"/>
+          <w:numId w:val="30"/>
+        </w:numPr>
+        <w:spacing w:after="0"/>
+        <w:rPr>
+          <w:rFonts w:ascii="Times New Roman" w:hAnsi="Times New Roman" w:cs="Times New Roman"/>
+          <w:sz w:val="24"/>
+          <w:szCs w:val="24"/>
+        </w:rPr>
+      </w:pPr>
+      <w:r>
+        <w:rPr>
+          <w:rFonts w:ascii="Times New Roman" w:hAnsi="Times New Roman" w:cs="Times New Roman"/>
+          <w:sz w:val="24"/>
+          <w:szCs w:val="24"/>
+        </w:rPr>
+        <w:t>Настроены связи между таблицами: товары привязаны к поставщикам, позиции — к заказам.</w:t>
+      </w:r>
+    </w:p>
+    <w:p>
+      <w:pPr>
+        <w:numPr>
+          <w:ilvl w:val="0"/>
+          <w:numId w:val="30"/>
+        </w:numPr>
+        <w:spacing w:after="0"/>
+        <w:rPr>
+          <w:rFonts w:ascii="Times New Roman" w:hAnsi="Times New Roman" w:cs="Times New Roman"/>
+          <w:sz w:val="24"/>
+          <w:szCs w:val="24"/>
+        </w:rPr>
+      </w:pPr>
+      <w:r>
+        <w:rPr>
+          <w:rFonts w:ascii="Times New Roman" w:hAnsi="Times New Roman" w:cs="Times New Roman"/>
+          <w:sz w:val="24"/>
+          <w:szCs w:val="24"/>
+        </w:rPr>
+        <w:t>Добавлены вспомогательные данные, такие как типы товаров.</w:t>
+      </w:r>
+    </w:p>
+    <w:p>
+      <w:pPr>
+        <w:spacing w:after="0"/>
+        <w:rPr>
+          <w:rFonts w:ascii="Times New Roman" w:hAnsi="Times New Roman" w:cs="Times New Roman"/>
+          <w:sz w:val="24"/>
+          <w:szCs w:val="24"/>
+        </w:rPr>
+      </w:pPr>
+    </w:p>
+    <w:p>
+      <w:pPr>
+        <w:spacing w:after="0"/>
+        <w:rPr>
+          <w:rFonts w:ascii="Times New Roman" w:hAnsi="Times New Roman" w:cs="Times New Roman"/>
+          <w:sz w:val="24"/>
+          <w:szCs w:val="24"/>
+        </w:rPr>
+      </w:pPr>
+      <w:r>
+        <w:rPr>
+          <w:rFonts w:ascii="Times New Roman" w:hAnsi="Times New Roman" w:cs="Times New Roman"/>
+          <w:sz w:val="24"/>
+          <w:szCs w:val="24"/>
+        </w:rPr>
+        <w:t>База загружается и работает стабильно, на текущий момент всё в рамках плана.</w:t>
+      </w:r>
+    </w:p>
+    <w:p>
+      <w:pPr>
+        <w:spacing w:after="0"/>
+        <w:rPr>
+          <w:rFonts w:ascii="Times New Roman" w:hAnsi="Times New Roman" w:cs="Times New Roman"/>
+          <w:sz w:val="24"/>
+          <w:szCs w:val="24"/>
+        </w:rPr>
+      </w:pPr>
+      <w:r>
+        <w:rPr>
+          <w:rFonts w:ascii="Times New Roman" w:hAnsi="Times New Roman" w:cs="Times New Roman"/>
+          <w:sz w:val="24"/>
+          <w:szCs w:val="24"/>
+        </w:rPr>
+        <w:t>Если будут замечания или пожелания — всегда на связи.</w:t>
+      </w:r>
+    </w:p>
+    <w:p>
+      <w:pPr>
+        <w:spacing w:after="0"/>
+        <w:rPr>
+          <w:rFonts w:ascii="Times New Roman" w:hAnsi="Times New Roman" w:cs="Times New Roman"/>
+          <w:sz w:val="24"/>
+          <w:szCs w:val="24"/>
+        </w:rPr>
+      </w:pPr>
+    </w:p>
+    <w:p>
+      <w:pPr>
+        <w:spacing w:after="0"/>
+        <w:rPr>
+          <w:rFonts w:ascii="Times New Roman" w:hAnsi="Times New Roman" w:cs="Times New Roman"/>
+          <w:sz w:val="24"/>
+          <w:szCs w:val="24"/>
+        </w:rPr>
+      </w:pPr>
+    </w:p>
+    <w:p>
+      <w:pPr>
+        <w:spacing w:after="0"/>
+        <w:rPr>
+          <w:rFonts w:ascii="Times New Roman" w:hAnsi="Times New Roman" w:cs="Times New Roman"/>
+          <w:b/>
+          <w:bCs/>
+          <w:sz w:val="24"/>
+          <w:szCs w:val="24"/>
+        </w:rPr>
+      </w:pPr>
+      <w:r>
+        <w:rPr>
+          <w:rFonts w:ascii="Times New Roman" w:hAnsi="Times New Roman" w:cs="Times New Roman"/>
+          <w:b/>
+          <w:bCs/>
+          <w:sz w:val="24"/>
+          <w:szCs w:val="24"/>
+        </w:rPr>
+        <w:t>Заказчик:</w:t>
+      </w:r>
+    </w:p>
+    <w:p>
+      <w:pPr>
+        <w:spacing w:after="0"/>
+        <w:rPr>
+          <w:rFonts w:ascii="Times New Roman" w:hAnsi="Times New Roman" w:cs="Times New Roman"/>
+          <w:sz w:val="24"/>
+          <w:szCs w:val="24"/>
+        </w:rPr>
+      </w:pPr>
+    </w:p>
+    <w:p>
+      <w:pPr>
+        <w:spacing w:after="0"/>
+        <w:rPr>
+          <w:rFonts w:ascii="Times New Roman" w:hAnsi="Times New Roman" w:cs="Times New Roman"/>
+          <w:sz w:val="24"/>
+          <w:szCs w:val="24"/>
+        </w:rPr>
+      </w:pPr>
+      <w:r>
+        <w:rPr>
+          <w:rFonts w:ascii="Times New Roman" w:hAnsi="Times New Roman" w:cs="Times New Roman"/>
+          <w:sz w:val="24"/>
+          <w:szCs w:val="24"/>
+        </w:rPr>
+        <w:t>Леонид, приветствую! Очень здорово, что база заработала. Я посмотрел твой отчет</w:t>
+      </w:r>
+      <w:r>
+        <w:rPr>
+          <w:rFonts w:ascii="Times New Roman" w:hAnsi="Times New Roman" w:cs="Times New Roman"/>
+          <w:sz w:val="24"/>
+          <w:szCs w:val="24"/>
+        </w:rPr>
+        <w:t>, все здорово. Но вопрос: мы завершим контракт, а мне бы хотелось отслеживать метрики. Мой зам говорит, что какие-то технологии есть для этого. Сможешь? Мы сделаем приложение на дополнительные работы.</w:t>
+      </w:r>
+    </w:p>
+    <w:p>
+      <w:pPr>
+        <w:spacing w:after="0"/>
+        <w:rPr>
+          <w:rFonts w:ascii="Times New Roman" w:hAnsi="Times New Roman" w:cs="Times New Roman"/>
+          <w:sz w:val="24"/>
+          <w:szCs w:val="24"/>
+        </w:rPr>
+      </w:pPr>
+    </w:p>
+    <w:p>
+      <w:pPr>
+        <w:spacing w:after="0"/>
+        <w:rPr>
+          <w:rFonts w:ascii="Times New Roman" w:hAnsi="Times New Roman" w:cs="Times New Roman"/>
+          <w:b/>
+          <w:bCs/>
+          <w:sz w:val="24"/>
+          <w:szCs w:val="24"/>
+        </w:rPr>
+      </w:pPr>
+      <w:r>
+        <w:rPr>
+          <w:rFonts w:ascii="Times New Roman" w:hAnsi="Times New Roman" w:cs="Times New Roman"/>
+          <w:b/>
+          <w:bCs/>
+          <w:sz w:val="24"/>
+          <w:szCs w:val="24"/>
+        </w:rPr>
+        <w:t xml:space="preserve">Я: </w:t>
+      </w:r>
+    </w:p>
+    <w:p>
+      <w:pPr>
+        <w:spacing w:after="0"/>
+        <w:rPr>
+          <w:rFonts w:ascii="Times New Roman" w:hAnsi="Times New Roman" w:cs="Times New Roman"/>
+          <w:sz w:val="24"/>
+          <w:szCs w:val="24"/>
+        </w:rPr>
+      </w:pPr>
+    </w:p>
+    <w:p>
+      <w:pPr>
+        <w:spacing w:after="0"/>
+        <w:rPr>
+          <w:rFonts w:ascii="Times New Roman" w:hAnsi="Times New Roman" w:cs="Times New Roman"/>
+          <w:sz w:val="24"/>
+          <w:szCs w:val="24"/>
+        </w:rPr>
+      </w:pPr>
+      <w:r>
+        <w:rPr>
+          <w:rFonts w:ascii="Times New Roman" w:hAnsi="Times New Roman" w:cs="Times New Roman"/>
+          <w:sz w:val="24"/>
+          <w:szCs w:val="24"/>
+        </w:rPr>
+        <w:t>Хорошо, Артём Владимирович! Как только получите решение по дополнительному соглашению — готов подключиться.</w:t>
+      </w:r>
+      <w:r>
+        <w:rPr>
+          <w:rFonts w:ascii="Times New Roman" w:hAnsi="Times New Roman" w:cs="Times New Roman"/>
+          <w:sz w:val="24"/>
+          <w:szCs w:val="24"/>
+        </w:rPr>
+        <w:br/>
+        <w:t>Пока предварительно соберу идеи по отслеживанию метрик — чтобы быстрее запустить работу, когда дадите зелёный свет.</w:t>
       </w:r>
     </w:p>
     <w:sectPr>
@@ -9990,6 +10395,155 @@
     </w:lvl>
   </w:abstractNum>
   <w:abstractNum w:abstractNumId="2" w15:restartNumberingAfterBreak="0">
+    <w:nsid w:val="0E66132C"/>
+    <w:multiLevelType w:val="multilevel"/>
+    <w:tmpl w:val="52A28744"/>
+    <w:lvl w:ilvl="0">
+      <w:start w:val="1"/>
+      <w:numFmt w:val="bullet"/>
+      <w:lvlText w:val=""/>
+      <w:lvlJc w:val="left"/>
+      <w:pPr>
+        <w:tabs>
+          <w:tab w:val="num" w:pos="720"/>
+        </w:tabs>
+        <w:ind w:left="720" w:hanging="360"/>
+      </w:pPr>
+      <w:rPr>
+        <w:rFonts w:ascii="Symbol" w:hAnsi="Symbol" w:hint="default"/>
+        <w:sz w:val="20"/>
+      </w:rPr>
+    </w:lvl>
+    <w:lvl w:ilvl="1" w:tentative="1">
+      <w:start w:val="1"/>
+      <w:numFmt w:val="bullet"/>
+      <w:lvlText w:val="o"/>
+      <w:lvlJc w:val="left"/>
+      <w:pPr>
+        <w:tabs>
+          <w:tab w:val="num" w:pos="1440"/>
+        </w:tabs>
+        <w:ind w:left="1440" w:hanging="360"/>
+      </w:pPr>
+      <w:rPr>
+        <w:rFonts w:ascii="Courier New" w:hAnsi="Courier New" w:hint="default"/>
+        <w:sz w:val="20"/>
+      </w:rPr>
+    </w:lvl>
+    <w:lvl w:ilvl="2" w:tentative="1">
+      <w:start w:val="1"/>
+      <w:numFmt w:val="bullet"/>
+      <w:lvlText w:val=""/>
+      <w:lvlJc w:val="left"/>
+      <w:pPr>
+        <w:tabs>
+          <w:tab w:val="num" w:pos="2160"/>
+        </w:tabs>
+        <w:ind w:left="2160" w:hanging="360"/>
+      </w:pPr>
+      <w:rPr>
+        <w:rFonts w:ascii="Wingdings" w:hAnsi="Wingdings" w:hint="default"/>
+        <w:sz w:val="20"/>
+      </w:rPr>
+    </w:lvl>
+    <w:lvl w:ilvl="3" w:tentative="1">
+      <w:start w:val="1"/>
+      <w:numFmt w:val="bullet"/>
+      <w:lvlText w:val=""/>
+      <w:lvlJc w:val="left"/>
+      <w:pPr>
+        <w:tabs>
+          <w:tab w:val="num" w:pos="2880"/>
+        </w:tabs>
+        <w:ind w:left="2880" w:hanging="360"/>
+      </w:pPr>
+      <w:rPr>
+        <w:rFonts w:ascii="Wingdings" w:hAnsi="Wingdings" w:hint="default"/>
+        <w:sz w:val="20"/>
+      </w:rPr>
+    </w:lvl>
+    <w:lvl w:ilvl="4" w:tentative="1">
+      <w:start w:val="1"/>
+      <w:numFmt w:val="bullet"/>
+      <w:lvlText w:val=""/>
+      <w:lvlJc w:val="left"/>
+      <w:pPr>
+        <w:tabs>
+          <w:tab w:val="num" w:pos="3600"/>
+        </w:tabs>
+        <w:ind w:left="3600" w:hanging="360"/>
+      </w:pPr>
+      <w:rPr>
+        <w:rFonts w:ascii="Wingdings" w:hAnsi="Wingdings" w:hint="default"/>
+        <w:sz w:val="20"/>
+      </w:rPr>
+    </w:lvl>
+    <w:lvl w:ilvl="5" w:tentative="1">
+      <w:start w:val="1"/>
+      <w:numFmt w:val="bullet"/>
+      <w:lvlText w:val=""/>
+      <w:lvlJc w:val="left"/>
+      <w:pPr>
+        <w:tabs>
+          <w:tab w:val="num" w:pos="4320"/>
+        </w:tabs>
+        <w:ind w:left="4320" w:hanging="360"/>
+      </w:pPr>
+      <w:rPr>
+        <w:rFonts w:ascii="Wingdings" w:hAnsi="Wingdings" w:hint="default"/>
+        <w:sz w:val="20"/>
+      </w:rPr>
+    </w:lvl>
+    <w:lvl w:ilvl="6" w:tentative="1">
+      <w:start w:val="1"/>
+      <w:numFmt w:val="bullet"/>
+      <w:lvlText w:val=""/>
+      <w:lvlJc w:val="left"/>
+      <w:pPr>
+        <w:tabs>
+          <w:tab w:val="num" w:pos="5040"/>
+        </w:tabs>
+        <w:ind w:left="5040" w:hanging="360"/>
+      </w:pPr>
+      <w:rPr>
+        <w:rFonts w:ascii="Wingdings" w:hAnsi="Wingdings" w:hint="default"/>
+        <w:sz w:val="20"/>
+      </w:rPr>
+    </w:lvl>
+    <w:lvl w:ilvl="7" w:tentative="1">
+      <w:start w:val="1"/>
+      <w:numFmt w:val="bullet"/>
+      <w:lvlText w:val=""/>
+      <w:lvlJc w:val="left"/>
+      <w:pPr>
+        <w:tabs>
+          <w:tab w:val="num" w:pos="5760"/>
+        </w:tabs>
+        <w:ind w:left="5760" w:hanging="360"/>
+      </w:pPr>
+      <w:rPr>
+        <w:rFonts w:ascii="Wingdings" w:hAnsi="Wingdings" w:hint="default"/>
+        <w:sz w:val="20"/>
+      </w:rPr>
+    </w:lvl>
+    <w:lvl w:ilvl="8" w:tentative="1">
+      <w:start w:val="1"/>
+      <w:numFmt w:val="bullet"/>
+      <w:lvlText w:val=""/>
+      <w:lvlJc w:val="left"/>
+      <w:pPr>
+        <w:tabs>
+          <w:tab w:val="num" w:pos="6480"/>
+        </w:tabs>
+        <w:ind w:left="6480" w:hanging="360"/>
+      </w:pPr>
+      <w:rPr>
+        <w:rFonts w:ascii="Wingdings" w:hAnsi="Wingdings" w:hint="default"/>
+        <w:sz w:val="20"/>
+      </w:rPr>
+    </w:lvl>
+  </w:abstractNum>
+  <w:abstractNum w:abstractNumId="3" w15:restartNumberingAfterBreak="0">
     <w:nsid w:val="125C0FA9"/>
     <w:multiLevelType w:val="multilevel"/>
     <w:tmpl w:val="E5F6A5B6"/>
@@ -10106,7 +10660,7 @@
       </w:pPr>
     </w:lvl>
   </w:abstractNum>
-  <w:abstractNum w:abstractNumId="3" w15:restartNumberingAfterBreak="0">
+  <w:abstractNum w:abstractNumId="4" w15:restartNumberingAfterBreak="0">
     <w:nsid w:val="14B053A6"/>
     <w:multiLevelType w:val="hybridMultilevel"/>
     <w:tmpl w:val="92706A00"/>
@@ -10195,7 +10749,7 @@
       </w:pPr>
     </w:lvl>
   </w:abstractNum>
-  <w:abstractNum w:abstractNumId="4" w15:restartNumberingAfterBreak="0">
+  <w:abstractNum w:abstractNumId="5" w15:restartNumberingAfterBreak="0">
     <w:nsid w:val="16F56444"/>
     <w:multiLevelType w:val="multilevel"/>
     <w:tmpl w:val="B68EE92A"/>
@@ -10308,7 +10862,7 @@
       </w:pPr>
     </w:lvl>
   </w:abstractNum>
-  <w:abstractNum w:abstractNumId="5" w15:restartNumberingAfterBreak="0">
+  <w:abstractNum w:abstractNumId="6" w15:restartNumberingAfterBreak="0">
     <w:nsid w:val="184F32D6"/>
     <w:multiLevelType w:val="multilevel"/>
     <w:tmpl w:val="4C9C5F7A"/>
@@ -10429,7 +10983,7 @@
       </w:pPr>
     </w:lvl>
   </w:abstractNum>
-  <w:abstractNum w:abstractNumId="6" w15:restartNumberingAfterBreak="0">
+  <w:abstractNum w:abstractNumId="7" w15:restartNumberingAfterBreak="0">
     <w:nsid w:val="20F22D3E"/>
     <w:multiLevelType w:val="multilevel"/>
     <w:tmpl w:val="9DF0707E"/>
@@ -10578,7 +11132,7 @@
       </w:rPr>
     </w:lvl>
   </w:abstractNum>
-  <w:abstractNum w:abstractNumId="7" w15:restartNumberingAfterBreak="0">
+  <w:abstractNum w:abstractNumId="8" w15:restartNumberingAfterBreak="0">
     <w:nsid w:val="26072131"/>
     <w:multiLevelType w:val="multilevel"/>
     <w:tmpl w:val="126AAD38"/>
@@ -10727,7 +11281,7 @@
       </w:rPr>
     </w:lvl>
   </w:abstractNum>
-  <w:abstractNum w:abstractNumId="8" w15:restartNumberingAfterBreak="0">
+  <w:abstractNum w:abstractNumId="9" w15:restartNumberingAfterBreak="0">
     <w:nsid w:val="2A2C091D"/>
     <w:multiLevelType w:val="hybridMultilevel"/>
     <w:tmpl w:val="57364EB8"/>
@@ -10816,7 +11370,7 @@
       </w:pPr>
     </w:lvl>
   </w:abstractNum>
-  <w:abstractNum w:abstractNumId="9" w15:restartNumberingAfterBreak="0">
+  <w:abstractNum w:abstractNumId="10" w15:restartNumberingAfterBreak="0">
     <w:nsid w:val="2F785883"/>
     <w:multiLevelType w:val="multilevel"/>
     <w:tmpl w:val="BAF61B1E"/>
@@ -10965,7 +11519,7 @@
       </w:rPr>
     </w:lvl>
   </w:abstractNum>
-  <w:abstractNum w:abstractNumId="10" w15:restartNumberingAfterBreak="0">
+  <w:abstractNum w:abstractNumId="11" w15:restartNumberingAfterBreak="0">
     <w:nsid w:val="31D1519F"/>
     <w:multiLevelType w:val="multilevel"/>
     <w:tmpl w:val="FD1602A6"/>
@@ -11114,7 +11668,7 @@
       </w:rPr>
     </w:lvl>
   </w:abstractNum>
-  <w:abstractNum w:abstractNumId="11" w15:restartNumberingAfterBreak="0">
+  <w:abstractNum w:abstractNumId="12" w15:restartNumberingAfterBreak="0">
     <w:nsid w:val="32C56732"/>
     <w:multiLevelType w:val="multilevel"/>
     <w:tmpl w:val="6DDAAFF6"/>
@@ -11231,7 +11785,7 @@
       </w:pPr>
     </w:lvl>
   </w:abstractNum>
-  <w:abstractNum w:abstractNumId="12" w15:restartNumberingAfterBreak="0">
+  <w:abstractNum w:abstractNumId="13" w15:restartNumberingAfterBreak="0">
     <w:nsid w:val="34C94A96"/>
     <w:multiLevelType w:val="multilevel"/>
     <w:tmpl w:val="23469A30"/>
@@ -11380,7 +11934,7 @@
       </w:rPr>
     </w:lvl>
   </w:abstractNum>
-  <w:abstractNum w:abstractNumId="13" w15:restartNumberingAfterBreak="0">
+  <w:abstractNum w:abstractNumId="14" w15:restartNumberingAfterBreak="0">
     <w:nsid w:val="37197F2D"/>
     <w:multiLevelType w:val="hybridMultilevel"/>
     <w:tmpl w:val="EE26E7F2"/>
@@ -11469,7 +12023,7 @@
       </w:pPr>
     </w:lvl>
   </w:abstractNum>
-  <w:abstractNum w:abstractNumId="14" w15:restartNumberingAfterBreak="0">
+  <w:abstractNum w:abstractNumId="15" w15:restartNumberingAfterBreak="0">
     <w:nsid w:val="3CCF0171"/>
     <w:multiLevelType w:val="multilevel"/>
     <w:tmpl w:val="AF6C6520"/>
@@ -11589,7 +12143,7 @@
       </w:pPr>
     </w:lvl>
   </w:abstractNum>
-  <w:abstractNum w:abstractNumId="15" w15:restartNumberingAfterBreak="0">
+  <w:abstractNum w:abstractNumId="16" w15:restartNumberingAfterBreak="0">
     <w:nsid w:val="3E5F1599"/>
     <w:multiLevelType w:val="hybridMultilevel"/>
     <w:tmpl w:val="30EC2734"/>
@@ -11679,7 +12233,7 @@
       </w:pPr>
     </w:lvl>
   </w:abstractNum>
-  <w:abstractNum w:abstractNumId="16" w15:restartNumberingAfterBreak="0">
+  <w:abstractNum w:abstractNumId="17" w15:restartNumberingAfterBreak="0">
     <w:nsid w:val="419651DE"/>
     <w:multiLevelType w:val="multilevel"/>
     <w:tmpl w:val="F0DE1EE0"/>
@@ -11792,7 +12346,7 @@
       </w:pPr>
     </w:lvl>
   </w:abstractNum>
-  <w:abstractNum w:abstractNumId="17" w15:restartNumberingAfterBreak="0">
+  <w:abstractNum w:abstractNumId="18" w15:restartNumberingAfterBreak="0">
     <w:nsid w:val="4282380F"/>
     <w:multiLevelType w:val="hybridMultilevel"/>
     <w:tmpl w:val="B8F63672"/>
@@ -11883,7 +12437,7 @@
       </w:pPr>
     </w:lvl>
   </w:abstractNum>
-  <w:abstractNum w:abstractNumId="18" w15:restartNumberingAfterBreak="0">
+  <w:abstractNum w:abstractNumId="19" w15:restartNumberingAfterBreak="0">
     <w:nsid w:val="433D30F5"/>
     <w:multiLevelType w:val="multilevel"/>
     <w:tmpl w:val="B6A6B7A8"/>
@@ -11996,7 +12550,7 @@
       </w:pPr>
     </w:lvl>
   </w:abstractNum>
-  <w:abstractNum w:abstractNumId="19" w15:restartNumberingAfterBreak="0">
+  <w:abstractNum w:abstractNumId="20" w15:restartNumberingAfterBreak="0">
     <w:nsid w:val="49F2153E"/>
     <w:multiLevelType w:val="multilevel"/>
     <w:tmpl w:val="6254A15C"/>
@@ -12145,7 +12699,7 @@
       </w:rPr>
     </w:lvl>
   </w:abstractNum>
-  <w:abstractNum w:abstractNumId="20" w15:restartNumberingAfterBreak="0">
+  <w:abstractNum w:abstractNumId="21" w15:restartNumberingAfterBreak="0">
     <w:nsid w:val="4F7B654B"/>
     <w:multiLevelType w:val="multilevel"/>
     <w:tmpl w:val="576674BA"/>
@@ -12294,7 +12848,7 @@
       </w:rPr>
     </w:lvl>
   </w:abstractNum>
-  <w:abstractNum w:abstractNumId="21" w15:restartNumberingAfterBreak="0">
+  <w:abstractNum w:abstractNumId="22" w15:restartNumberingAfterBreak="0">
     <w:nsid w:val="52AA154F"/>
     <w:multiLevelType w:val="multilevel"/>
     <w:tmpl w:val="473C601E"/>
@@ -12411,7 +12965,7 @@
       </w:pPr>
     </w:lvl>
   </w:abstractNum>
-  <w:abstractNum w:abstractNumId="22" w15:restartNumberingAfterBreak="0">
+  <w:abstractNum w:abstractNumId="23" w15:restartNumberingAfterBreak="0">
     <w:nsid w:val="5AB81144"/>
     <w:multiLevelType w:val="hybridMultilevel"/>
     <w:tmpl w:val="70AE5434"/>
@@ -12501,7 +13055,7 @@
       </w:pPr>
     </w:lvl>
   </w:abstractNum>
-  <w:abstractNum w:abstractNumId="23" w15:restartNumberingAfterBreak="0">
+  <w:abstractNum w:abstractNumId="24" w15:restartNumberingAfterBreak="0">
     <w:nsid w:val="60EC04A4"/>
     <w:multiLevelType w:val="multilevel"/>
     <w:tmpl w:val="5604593A"/>
@@ -12650,7 +13204,7 @@
       </w:rPr>
     </w:lvl>
   </w:abstractNum>
-  <w:abstractNum w:abstractNumId="24" w15:restartNumberingAfterBreak="0">
+  <w:abstractNum w:abstractNumId="25" w15:restartNumberingAfterBreak="0">
     <w:nsid w:val="677C3CA7"/>
     <w:multiLevelType w:val="multilevel"/>
     <w:tmpl w:val="20DC1AD8"/>
@@ -12767,7 +13321,156 @@
       </w:pPr>
     </w:lvl>
   </w:abstractNum>
-  <w:abstractNum w:abstractNumId="25" w15:restartNumberingAfterBreak="0">
+  <w:abstractNum w:abstractNumId="26" w15:restartNumberingAfterBreak="0">
+    <w:nsid w:val="6A5763B2"/>
+    <w:multiLevelType w:val="multilevel"/>
+    <w:tmpl w:val="E67CDD3A"/>
+    <w:lvl w:ilvl="0">
+      <w:start w:val="1"/>
+      <w:numFmt w:val="bullet"/>
+      <w:lvlText w:val=""/>
+      <w:lvlJc w:val="left"/>
+      <w:pPr>
+        <w:tabs>
+          <w:tab w:val="num" w:pos="720"/>
+        </w:tabs>
+        <w:ind w:left="720" w:hanging="360"/>
+      </w:pPr>
+      <w:rPr>
+        <w:rFonts w:ascii="Symbol" w:hAnsi="Symbol" w:hint="default"/>
+        <w:sz w:val="20"/>
+      </w:rPr>
+    </w:lvl>
+    <w:lvl w:ilvl="1" w:tentative="1">
+      <w:start w:val="1"/>
+      <w:numFmt w:val="bullet"/>
+      <w:lvlText w:val="o"/>
+      <w:lvlJc w:val="left"/>
+      <w:pPr>
+        <w:tabs>
+          <w:tab w:val="num" w:pos="1440"/>
+        </w:tabs>
+        <w:ind w:left="1440" w:hanging="360"/>
+      </w:pPr>
+      <w:rPr>
+        <w:rFonts w:ascii="Courier New" w:hAnsi="Courier New" w:hint="default"/>
+        <w:sz w:val="20"/>
+      </w:rPr>
+    </w:lvl>
+    <w:lvl w:ilvl="2" w:tentative="1">
+      <w:start w:val="1"/>
+      <w:numFmt w:val="bullet"/>
+      <w:lvlText w:val=""/>
+      <w:lvlJc w:val="left"/>
+      <w:pPr>
+        <w:tabs>
+          <w:tab w:val="num" w:pos="2160"/>
+        </w:tabs>
+        <w:ind w:left="2160" w:hanging="360"/>
+      </w:pPr>
+      <w:rPr>
+        <w:rFonts w:ascii="Wingdings" w:hAnsi="Wingdings" w:hint="default"/>
+        <w:sz w:val="20"/>
+      </w:rPr>
+    </w:lvl>
+    <w:lvl w:ilvl="3" w:tentative="1">
+      <w:start w:val="1"/>
+      <w:numFmt w:val="bullet"/>
+      <w:lvlText w:val=""/>
+      <w:lvlJc w:val="left"/>
+      <w:pPr>
+        <w:tabs>
+          <w:tab w:val="num" w:pos="2880"/>
+        </w:tabs>
+        <w:ind w:left="2880" w:hanging="360"/>
+      </w:pPr>
+      <w:rPr>
+        <w:rFonts w:ascii="Wingdings" w:hAnsi="Wingdings" w:hint="default"/>
+        <w:sz w:val="20"/>
+      </w:rPr>
+    </w:lvl>
+    <w:lvl w:ilvl="4" w:tentative="1">
+      <w:start w:val="1"/>
+      <w:numFmt w:val="bullet"/>
+      <w:lvlText w:val=""/>
+      <w:lvlJc w:val="left"/>
+      <w:pPr>
+        <w:tabs>
+          <w:tab w:val="num" w:pos="3600"/>
+        </w:tabs>
+        <w:ind w:left="3600" w:hanging="360"/>
+      </w:pPr>
+      <w:rPr>
+        <w:rFonts w:ascii="Wingdings" w:hAnsi="Wingdings" w:hint="default"/>
+        <w:sz w:val="20"/>
+      </w:rPr>
+    </w:lvl>
+    <w:lvl w:ilvl="5" w:tentative="1">
+      <w:start w:val="1"/>
+      <w:numFmt w:val="bullet"/>
+      <w:lvlText w:val=""/>
+      <w:lvlJc w:val="left"/>
+      <w:pPr>
+        <w:tabs>
+          <w:tab w:val="num" w:pos="4320"/>
+        </w:tabs>
+        <w:ind w:left="4320" w:hanging="360"/>
+      </w:pPr>
+      <w:rPr>
+        <w:rFonts w:ascii="Wingdings" w:hAnsi="Wingdings" w:hint="default"/>
+        <w:sz w:val="20"/>
+      </w:rPr>
+    </w:lvl>
+    <w:lvl w:ilvl="6" w:tentative="1">
+      <w:start w:val="1"/>
+      <w:numFmt w:val="bullet"/>
+      <w:lvlText w:val=""/>
+      <w:lvlJc w:val="left"/>
+      <w:pPr>
+        <w:tabs>
+          <w:tab w:val="num" w:pos="5040"/>
+        </w:tabs>
+        <w:ind w:left="5040" w:hanging="360"/>
+      </w:pPr>
+      <w:rPr>
+        <w:rFonts w:ascii="Wingdings" w:hAnsi="Wingdings" w:hint="default"/>
+        <w:sz w:val="20"/>
+      </w:rPr>
+    </w:lvl>
+    <w:lvl w:ilvl="7" w:tentative="1">
+      <w:start w:val="1"/>
+      <w:numFmt w:val="bullet"/>
+      <w:lvlText w:val=""/>
+      <w:lvlJc w:val="left"/>
+      <w:pPr>
+        <w:tabs>
+          <w:tab w:val="num" w:pos="5760"/>
+        </w:tabs>
+        <w:ind w:left="5760" w:hanging="360"/>
+      </w:pPr>
+      <w:rPr>
+        <w:rFonts w:ascii="Wingdings" w:hAnsi="Wingdings" w:hint="default"/>
+        <w:sz w:val="20"/>
+      </w:rPr>
+    </w:lvl>
+    <w:lvl w:ilvl="8" w:tentative="1">
+      <w:start w:val="1"/>
+      <w:numFmt w:val="bullet"/>
+      <w:lvlText w:val=""/>
+      <w:lvlJc w:val="left"/>
+      <w:pPr>
+        <w:tabs>
+          <w:tab w:val="num" w:pos="6480"/>
+        </w:tabs>
+        <w:ind w:left="6480" w:hanging="360"/>
+      </w:pPr>
+      <w:rPr>
+        <w:rFonts w:ascii="Wingdings" w:hAnsi="Wingdings" w:hint="default"/>
+        <w:sz w:val="20"/>
+      </w:rPr>
+    </w:lvl>
+  </w:abstractNum>
+  <w:abstractNum w:abstractNumId="27" w15:restartNumberingAfterBreak="0">
     <w:nsid w:val="72630A76"/>
     <w:multiLevelType w:val="multilevel"/>
     <w:tmpl w:val="EF7292EE"/>
@@ -12916,7 +13619,7 @@
       </w:rPr>
     </w:lvl>
   </w:abstractNum>
-  <w:abstractNum w:abstractNumId="26" w15:restartNumberingAfterBreak="0">
+  <w:abstractNum w:abstractNumId="28" w15:restartNumberingAfterBreak="0">
     <w:nsid w:val="728C394A"/>
     <w:multiLevelType w:val="hybridMultilevel"/>
     <w:tmpl w:val="625A866A"/>
@@ -13005,7 +13708,7 @@
       </w:pPr>
     </w:lvl>
   </w:abstractNum>
-  <w:abstractNum w:abstractNumId="27" w15:restartNumberingAfterBreak="0">
+  <w:abstractNum w:abstractNumId="29" w15:restartNumberingAfterBreak="0">
     <w:nsid w:val="79EB6FB8"/>
     <w:multiLevelType w:val="multilevel"/>
     <w:tmpl w:val="49BAB79A"/>
@@ -13154,7 +13857,7 @@
       </w:rPr>
     </w:lvl>
   </w:abstractNum>
-  <w:abstractNum w:abstractNumId="28" w15:restartNumberingAfterBreak="0">
+  <w:abstractNum w:abstractNumId="30" w15:restartNumberingAfterBreak="0">
     <w:nsid w:val="7F61752C"/>
     <w:multiLevelType w:val="multilevel"/>
     <w:tmpl w:val="C6508440"/>
@@ -13304,91 +14007,97 @@
     </w:lvl>
   </w:abstractNum>
   <w:num w:numId="1" w16cid:durableId="1981616664">
+    <w:abstractNumId w:val="12"/>
+  </w:num>
+  <w:num w:numId="2" w16cid:durableId="1117412305">
+    <w:abstractNumId w:val="21"/>
+  </w:num>
+  <w:num w:numId="3" w16cid:durableId="166558879">
     <w:abstractNumId w:val="11"/>
   </w:num>
-  <w:num w:numId="2" w16cid:durableId="1117412305">
-    <w:abstractNumId w:val="20"/>
-  </w:num>
-  <w:num w:numId="3" w16cid:durableId="166558879">
-    <w:abstractNumId w:val="10"/>
-  </w:num>
   <w:num w:numId="4" w16cid:durableId="2111774770">
-    <w:abstractNumId w:val="6"/>
+    <w:abstractNumId w:val="7"/>
   </w:num>
   <w:num w:numId="5" w16cid:durableId="418914467">
-    <w:abstractNumId w:val="24"/>
+    <w:abstractNumId w:val="25"/>
   </w:num>
   <w:num w:numId="6" w16cid:durableId="1702319512">
-    <w:abstractNumId w:val="21"/>
+    <w:abstractNumId w:val="22"/>
   </w:num>
   <w:num w:numId="7" w16cid:durableId="1038550954">
     <w:abstractNumId w:val="1"/>
   </w:num>
   <w:num w:numId="8" w16cid:durableId="1874688431">
+    <w:abstractNumId w:val="15"/>
+  </w:num>
+  <w:num w:numId="9" w16cid:durableId="1385716194">
+    <w:abstractNumId w:val="5"/>
+  </w:num>
+  <w:num w:numId="10" w16cid:durableId="1918324819">
+    <w:abstractNumId w:val="3"/>
+  </w:num>
+  <w:num w:numId="11" w16cid:durableId="2142652511">
+    <w:abstractNumId w:val="6"/>
+  </w:num>
+  <w:num w:numId="12" w16cid:durableId="646789886">
+    <w:abstractNumId w:val="19"/>
+  </w:num>
+  <w:num w:numId="13" w16cid:durableId="808746366">
+    <w:abstractNumId w:val="27"/>
+  </w:num>
+  <w:num w:numId="14" w16cid:durableId="1467814736">
+    <w:abstractNumId w:val="10"/>
+  </w:num>
+  <w:num w:numId="15" w16cid:durableId="1652828208">
+    <w:abstractNumId w:val="8"/>
+  </w:num>
+  <w:num w:numId="16" w16cid:durableId="308216357">
+    <w:abstractNumId w:val="29"/>
+  </w:num>
+  <w:num w:numId="17" w16cid:durableId="248392762">
+    <w:abstractNumId w:val="30"/>
+  </w:num>
+  <w:num w:numId="18" w16cid:durableId="2049522512">
+    <w:abstractNumId w:val="16"/>
+  </w:num>
+  <w:num w:numId="19" w16cid:durableId="1385716894">
+    <w:abstractNumId w:val="23"/>
+  </w:num>
+  <w:num w:numId="20" w16cid:durableId="272589126">
     <w:abstractNumId w:val="14"/>
   </w:num>
-  <w:num w:numId="9" w16cid:durableId="1385716194">
-    <w:abstractNumId w:val="4"/>
+  <w:num w:numId="21" w16cid:durableId="1507557258">
+    <w:abstractNumId w:val="9"/>
   </w:num>
-  <w:num w:numId="10" w16cid:durableId="1918324819">
-    <w:abstractNumId w:val="2"/>
+  <w:num w:numId="22" w16cid:durableId="1519584215">
+    <w:abstractNumId w:val="28"/>
   </w:num>
-  <w:num w:numId="11" w16cid:durableId="2142652511">
-    <w:abstractNumId w:val="5"/>
-  </w:num>
-  <w:num w:numId="12" w16cid:durableId="646789886">
+  <w:num w:numId="23" w16cid:durableId="1057053475">
     <w:abstractNumId w:val="18"/>
   </w:num>
-  <w:num w:numId="13" w16cid:durableId="808746366">
-    <w:abstractNumId w:val="25"/>
-  </w:num>
-  <w:num w:numId="14" w16cid:durableId="1467814736">
-    <w:abstractNumId w:val="9"/>
-  </w:num>
-  <w:num w:numId="15" w16cid:durableId="1652828208">
-    <w:abstractNumId w:val="7"/>
-  </w:num>
-  <w:num w:numId="16" w16cid:durableId="308216357">
-    <w:abstractNumId w:val="27"/>
-  </w:num>
-  <w:num w:numId="17" w16cid:durableId="248392762">
-    <w:abstractNumId w:val="28"/>
-  </w:num>
-  <w:num w:numId="18" w16cid:durableId="2049522512">
-    <w:abstractNumId w:val="15"/>
-  </w:num>
-  <w:num w:numId="19" w16cid:durableId="1385716894">
-    <w:abstractNumId w:val="22"/>
-  </w:num>
-  <w:num w:numId="20" w16cid:durableId="272589126">
-    <w:abstractNumId w:val="13"/>
-  </w:num>
-  <w:num w:numId="21" w16cid:durableId="1507557258">
-    <w:abstractNumId w:val="8"/>
-  </w:num>
-  <w:num w:numId="22" w16cid:durableId="1519584215">
-    <w:abstractNumId w:val="26"/>
-  </w:num>
-  <w:num w:numId="23" w16cid:durableId="1057053475">
-    <w:abstractNumId w:val="17"/>
-  </w:num>
   <w:num w:numId="24" w16cid:durableId="2001614650">
-    <w:abstractNumId w:val="3"/>
+    <w:abstractNumId w:val="4"/>
   </w:num>
   <w:num w:numId="25" w16cid:durableId="486241284">
     <w:abstractNumId w:val="0"/>
   </w:num>
   <w:num w:numId="26" w16cid:durableId="1164247279">
-    <w:abstractNumId w:val="12"/>
+    <w:abstractNumId w:val="13"/>
   </w:num>
   <w:num w:numId="27" w16cid:durableId="1781484379">
-    <w:abstractNumId w:val="16"/>
+    <w:abstractNumId w:val="17"/>
   </w:num>
   <w:num w:numId="28" w16cid:durableId="1003892804">
-    <w:abstractNumId w:val="23"/>
+    <w:abstractNumId w:val="24"/>
   </w:num>
   <w:num w:numId="29" w16cid:durableId="1616910878">
-    <w:abstractNumId w:val="19"/>
+    <w:abstractNumId w:val="20"/>
+  </w:num>
+  <w:num w:numId="30" w16cid:durableId="1483888011">
+    <w:abstractNumId w:val="2"/>
+  </w:num>
+  <w:num w:numId="31" w16cid:durableId="1165130700">
+    <w:abstractNumId w:val="26"/>
   </w:num>
 </w:numbering>
 </file>
